--- a/skills/phong-ktda/assets/bien-ban-thanh-ly-hop-dong.docx
+++ b/skills/phong-ktda/assets/bien-ban-thanh-ly-hop-dong.docx
@@ -9,10 +9,10 @@
       <w:r>
         <w:rPr>
           <w:rFonts w:ascii="Times New Roman" w:hAnsi="Times New Roman" w:cs="Times New Roman"/>
+          <w:b/>
+          <w:color w:val="000000"/>
           <w:sz w:val="28"/>
-          <w:sz-cs w:val="28"/>
-          <w:b/>
-          <w:color w:val="000000"/>
+          <w:szCs w:val="28"/>
         </w:rPr>
         <w:t xml:space="preserve">CỘNG HOÀ XÃ HỘI CHỦ NGHĨA VIỆT NAM</w:t>
       </w:r>
@@ -24,20 +24,20 @@
       <w:r>
         <w:rPr>
           <w:rFonts w:ascii="Times New Roman" w:hAnsi="Times New Roman" w:cs="Times New Roman"/>
+          <w:b/>
+          <w:color w:val="000000"/>
           <w:sz w:val="28"/>
-          <w:sz-cs w:val="28"/>
-          <w:b/>
-          <w:color w:val="000000"/>
+          <w:szCs w:val="28"/>
         </w:rPr>
         <w:t xml:space="preserve">Độc lập - Tự do - Hạnh phúc</w:t>
       </w:r>
       <w:r>
         <w:rPr>
           <w:rFonts w:ascii="Times New Roman" w:hAnsi="Times New Roman" w:cs="Times New Roman"/>
+          <w:b/>
+          <w:color w:val="000000"/>
           <w:sz w:val="32"/>
-          <w:sz-cs w:val="32"/>
-          <w:b/>
-          <w:color w:val="000000"/>
+          <w:szCs w:val="32"/>
         </w:rPr>
         <w:t xml:space="preserve"/>
       </w:r>
@@ -47,9 +47,9 @@
       <w:r>
         <w:rPr>
           <w:rFonts w:ascii="Times New Roman" w:hAnsi="Times New Roman" w:cs="Times New Roman"/>
+          <w:color w:val="000000"/>
           <w:sz w:val="28"/>
-          <w:sz-cs w:val="28"/>
-          <w:color w:val="000000"/>
+          <w:szCs w:val="28"/>
         </w:rPr>
         <w:t xml:space="preserve"/>
       </w:r>
@@ -61,10 +61,10 @@
       <w:r>
         <w:rPr>
           <w:rFonts w:ascii="Times New Roman" w:hAnsi="Times New Roman" w:cs="Times New Roman"/>
+          <w:b/>
+          <w:color w:val="000000"/>
           <w:sz w:val="28"/>
-          <w:sz-cs w:val="28"/>
-          <w:b/>
-          <w:color w:val="000000"/>
+          <w:szCs w:val="28"/>
         </w:rPr>
         <w:t xml:space="preserve"/>
       </w:r>
@@ -76,10 +76,10 @@
       <w:r>
         <w:rPr>
           <w:rFonts w:ascii="Times New Roman" w:hAnsi="Times New Roman" w:cs="Times New Roman"/>
+          <w:b/>
+          <w:color w:val="000000"/>
           <w:sz w:val="28"/>
-          <w:sz-cs w:val="28"/>
-          <w:b/>
-          <w:color w:val="000000"/>
+          <w:szCs w:val="28"/>
         </w:rPr>
         <w:t xml:space="preserve">BIÊN BẢN THANH LÝ HỢP ĐỒNG</w:t>
       </w:r>
@@ -89,201 +89,201 @@
       <w:r>
         <w:rPr>
           <w:rFonts w:ascii="Times New Roman" w:hAnsi="Times New Roman" w:cs="Times New Roman"/>
+          <w:b/>
           <w:sz w:val="28"/>
-          <w:sz-cs w:val="28"/>
-          <w:b/>
-        </w:rPr>
-        <w:t xml:space="preserve"/>
-      </w:r>
-    </w:p>
-    <w:p>
-      <w:pPr>
-        <w:jc w:val="both"/>
-        <w:ind w:first-line="720"/>
+          <w:szCs w:val="28"/>
+        </w:rPr>
+        <w:t xml:space="preserve"/>
+      </w:r>
+    </w:p>
+    <w:p>
+      <w:pPr>
         <w:spacing w:before="60" w:after="60"/>
-      </w:pPr>
-      <w:r>
-        <w:rPr>
-          <w:rFonts w:ascii="Times New Roman" w:hAnsi="Times New Roman" w:cs="Times New Roman"/>
-          <w:sz w:val="26"/>
-          <w:sz-cs w:val="26"/>
+        <w:ind w:firstLine="720"/>
+        <w:jc w:val="both"/>
+      </w:pPr>
+      <w:r>
+        <w:rPr>
+          <w:rFonts w:ascii="Times New Roman" w:hAnsi="Times New Roman" w:cs="Times New Roman"/>
+          <w:sz w:val="26"/>
+          <w:szCs w:val="26"/>
         </w:rPr>
         <w:t xml:space="preserve">Căn cứ Hợp đồng số ___________ ký ngày ___/___/___ giữa Bệnh viện Đa khoa tỉnh Phú Thọ và {{TEN_NHA_THAU}}; </w:t>
       </w:r>
       <w:r>
         <w:rPr>
           <w:rFonts w:ascii="Times New Roman" w:hAnsi="Times New Roman" w:cs="Times New Roman"/>
-          <w:sz w:val="26"/>
-          <w:sz-cs w:val="26"/>
-          <w:color w:val="FF0000"/>
-        </w:rPr>
-        <w:t xml:space="preserve"/>
-      </w:r>
-      <w:r>
-        <w:rPr>
-          <w:rFonts w:ascii="Times New Roman" w:hAnsi="Times New Roman" w:cs="Times New Roman"/>
-          <w:sz w:val="26"/>
-          <w:sz-cs w:val="26"/>
-        </w:rPr>
-        <w:t xml:space="preserve"/>
-      </w:r>
-      <w:r>
-        <w:rPr>
-          <w:rFonts w:ascii="Times New Roman" w:hAnsi="Times New Roman" w:cs="Times New Roman"/>
-          <w:sz w:val="26"/>
-          <w:sz-cs w:val="26"/>
-          <w:color w:val="FF0000"/>
-        </w:rPr>
-        <w:t xml:space="preserve"/>
-      </w:r>
-      <w:r>
-        <w:rPr>
-          <w:rFonts w:ascii="Times New Roman" w:hAnsi="Times New Roman" w:cs="Times New Roman"/>
-          <w:sz w:val="26"/>
-          <w:sz-cs w:val="26"/>
-        </w:rPr>
-        <w:t xml:space="preserve"/>
-      </w:r>
-      <w:r>
-        <w:rPr>
-          <w:rFonts w:ascii="Times New Roman" w:hAnsi="Times New Roman" w:cs="Times New Roman"/>
-          <w:sz w:val="26"/>
-          <w:sz-cs w:val="26"/>
-          <w:color w:val="FF0000"/>
-        </w:rPr>
-        <w:t xml:space="preserve"/>
-      </w:r>
-      <w:r>
-        <w:rPr>
-          <w:rFonts w:ascii="Times New Roman" w:hAnsi="Times New Roman" w:cs="Times New Roman"/>
-          <w:sz w:val="26"/>
-          <w:sz-cs w:val="26"/>
-        </w:rPr>
-        <w:t xml:space="preserve"/>
-      </w:r>
-    </w:p>
-    <w:p>
-      <w:pPr>
-        <w:jc w:val="both"/>
-        <w:ind w:first-line="720"/>
+          <w:color w:val="FF0000"/>
+          <w:sz w:val="26"/>
+          <w:szCs w:val="26"/>
+        </w:rPr>
+        <w:t xml:space="preserve"/>
+      </w:r>
+      <w:r>
+        <w:rPr>
+          <w:rFonts w:ascii="Times New Roman" w:hAnsi="Times New Roman" w:cs="Times New Roman"/>
+          <w:sz w:val="26"/>
+          <w:szCs w:val="26"/>
+        </w:rPr>
+        <w:t xml:space="preserve"/>
+      </w:r>
+      <w:r>
+        <w:rPr>
+          <w:rFonts w:ascii="Times New Roman" w:hAnsi="Times New Roman" w:cs="Times New Roman"/>
+          <w:color w:val="FF0000"/>
+          <w:sz w:val="26"/>
+          <w:szCs w:val="26"/>
+        </w:rPr>
+        <w:t xml:space="preserve"/>
+      </w:r>
+      <w:r>
+        <w:rPr>
+          <w:rFonts w:ascii="Times New Roman" w:hAnsi="Times New Roman" w:cs="Times New Roman"/>
+          <w:sz w:val="26"/>
+          <w:szCs w:val="26"/>
+        </w:rPr>
+        <w:t xml:space="preserve"/>
+      </w:r>
+      <w:r>
+        <w:rPr>
+          <w:rFonts w:ascii="Times New Roman" w:hAnsi="Times New Roman" w:cs="Times New Roman"/>
+          <w:color w:val="FF0000"/>
+          <w:sz w:val="26"/>
+          <w:szCs w:val="26"/>
+        </w:rPr>
+        <w:t xml:space="preserve"/>
+      </w:r>
+      <w:r>
+        <w:rPr>
+          <w:rFonts w:ascii="Times New Roman" w:hAnsi="Times New Roman" w:cs="Times New Roman"/>
+          <w:sz w:val="26"/>
+          <w:szCs w:val="26"/>
+        </w:rPr>
+        <w:t xml:space="preserve"/>
+      </w:r>
+    </w:p>
+    <w:p>
+      <w:pPr>
         <w:spacing w:before="60" w:after="60"/>
-      </w:pPr>
-      <w:r>
-        <w:rPr>
-          <w:rFonts w:ascii="Times New Roman" w:hAnsi="Times New Roman" w:cs="Times New Roman"/>
-          <w:sz w:val="26"/>
-          <w:sz-cs w:val="26"/>
+        <w:ind w:firstLine="720"/>
+        <w:jc w:val="both"/>
+      </w:pPr>
+      <w:r>
+        <w:rPr>
+          <w:rFonts w:ascii="Times New Roman" w:hAnsi="Times New Roman" w:cs="Times New Roman"/>
+          <w:sz w:val="26"/>
+          <w:szCs w:val="26"/>
         </w:rPr>
         <w:t xml:space="preserve">Căn cứ Biên bản nghiệm thu khối lượng công việc hoàn thành ký ngày ___/___/___ giữa Bệnh viện Đa khoa tỉnh Phú Thọ và {{TEN_NHA_THAU}};</w:t>
       </w:r>
       <w:r>
         <w:rPr>
           <w:rFonts w:ascii="Times New Roman" w:hAnsi="Times New Roman" w:cs="Times New Roman"/>
-          <w:sz w:val="26"/>
-          <w:sz-cs w:val="26"/>
-          <w:color w:val="FF0000"/>
-        </w:rPr>
-        <w:t xml:space="preserve"/>
-      </w:r>
-      <w:r>
-        <w:rPr>
-          <w:rFonts w:ascii="Times New Roman" w:hAnsi="Times New Roman" w:cs="Times New Roman"/>
-          <w:sz w:val="26"/>
-          <w:sz-cs w:val="26"/>
-        </w:rPr>
-        <w:t xml:space="preserve"/>
-      </w:r>
-      <w:r>
-        <w:rPr>
-          <w:rFonts w:ascii="Times New Roman" w:hAnsi="Times New Roman" w:cs="Times New Roman"/>
-          <w:sz w:val="26"/>
-          <w:sz-cs w:val="26"/>
-          <w:color w:val="FF0000"/>
-        </w:rPr>
-        <w:t xml:space="preserve"/>
-      </w:r>
-      <w:r>
-        <w:rPr>
-          <w:rFonts w:ascii="Times New Roman" w:hAnsi="Times New Roman" w:cs="Times New Roman"/>
-          <w:sz w:val="26"/>
-          <w:sz-cs w:val="26"/>
-        </w:rPr>
-        <w:t xml:space="preserve"/>
-      </w:r>
-    </w:p>
-    <w:p>
-      <w:pPr>
-        <w:jc w:val="both"/>
-        <w:ind w:first-line="720"/>
+          <w:color w:val="FF0000"/>
+          <w:sz w:val="26"/>
+          <w:szCs w:val="26"/>
+        </w:rPr>
+        <w:t xml:space="preserve"/>
+      </w:r>
+      <w:r>
+        <w:rPr>
+          <w:rFonts w:ascii="Times New Roman" w:hAnsi="Times New Roman" w:cs="Times New Roman"/>
+          <w:sz w:val="26"/>
+          <w:szCs w:val="26"/>
+        </w:rPr>
+        <w:t xml:space="preserve"/>
+      </w:r>
+      <w:r>
+        <w:rPr>
+          <w:rFonts w:ascii="Times New Roman" w:hAnsi="Times New Roman" w:cs="Times New Roman"/>
+          <w:color w:val="FF0000"/>
+          <w:sz w:val="26"/>
+          <w:szCs w:val="26"/>
+        </w:rPr>
+        <w:t xml:space="preserve"/>
+      </w:r>
+      <w:r>
+        <w:rPr>
+          <w:rFonts w:ascii="Times New Roman" w:hAnsi="Times New Roman" w:cs="Times New Roman"/>
+          <w:sz w:val="26"/>
+          <w:szCs w:val="26"/>
+        </w:rPr>
+        <w:t xml:space="preserve"/>
+      </w:r>
+    </w:p>
+    <w:p>
+      <w:pPr>
         <w:spacing w:before="60" w:after="60"/>
-      </w:pPr>
-      <w:r>
-        <w:rPr>
-          <w:rFonts w:ascii="Times New Roman" w:hAnsi="Times New Roman" w:cs="Times New Roman"/>
-          <w:sz w:val="26"/>
-          <w:sz-cs w:val="26"/>
-          <w:color w:val="000000"/>
+        <w:ind w:firstLine="720"/>
+        <w:jc w:val="both"/>
+      </w:pPr>
+      <w:r>
+        <w:rPr>
+          <w:rFonts w:ascii="Times New Roman" w:hAnsi="Times New Roman" w:cs="Times New Roman"/>
+          <w:color w:val="000000"/>
+          <w:sz w:val="26"/>
+          <w:szCs w:val="26"/>
         </w:rPr>
         <w:t xml:space="preserve">Hôm nay, </w:t>
       </w:r>
       <w:r>
         <w:rPr>
           <w:rFonts w:ascii="Times New Roman" w:hAnsi="Times New Roman" w:cs="Times New Roman"/>
-          <w:sz w:val="26"/>
-          <w:sz-cs w:val="26"/>
-          <w:color w:val="FF0000"/>
+          <w:color w:val="FF0000"/>
+          <w:sz w:val="26"/>
+          <w:szCs w:val="26"/>
         </w:rPr>
         <w:t xml:space="preserve">ngày ___ tháng ___ năm ___</w:t>
       </w:r>
       <w:r>
         <w:rPr>
           <w:rFonts w:ascii="Times New Roman" w:hAnsi="Times New Roman" w:cs="Times New Roman"/>
-          <w:sz w:val="26"/>
-          <w:sz-cs w:val="26"/>
-          <w:color w:val="000000"/>
+          <w:color w:val="000000"/>
+          <w:sz w:val="26"/>
+          <w:szCs w:val="26"/>
         </w:rPr>
         <w:t xml:space="preserve">, chúng tôi gồm có:</w:t>
       </w:r>
     </w:p>
     <w:p>
       <w:pPr>
-        <w:jc w:val="both"/>
-        <w:ind w:first-line="720"/>
         <w:spacing w:before="60" w:after="60"/>
-      </w:pPr>
-      <w:r>
-        <w:rPr>
-          <w:rFonts w:ascii="Times New Roman" w:hAnsi="Times New Roman" w:cs="Times New Roman"/>
-          <w:sz w:val="26"/>
-          <w:sz-cs w:val="26"/>
+        <w:ind w:firstLine="720"/>
+        <w:jc w:val="both"/>
+      </w:pPr>
+      <w:r>
+        <w:rPr>
+          <w:rFonts w:ascii="Times New Roman" w:hAnsi="Times New Roman" w:cs="Times New Roman"/>
           <w:b/>
           <w:spacing w:val="-12"/>
+          <w:sz w:val="26"/>
+          <w:szCs w:val="26"/>
         </w:rPr>
         <w:t xml:space="preserve">I. ĐẠI DIỆN CHỦ ĐẦU TƯ (BÊN A)</w:t>
       </w:r>
       <w:r>
         <w:rPr>
           <w:rFonts w:ascii="Times New Roman" w:hAnsi="Times New Roman" w:cs="Times New Roman"/>
-          <w:sz w:val="26"/>
-          <w:sz-cs w:val="26"/>
-          <w:b/>
+          <w:b/>
+          <w:color w:val="000000"/>
           <w:spacing w:val="-12"/>
-          <w:color w:val="000000"/>
+          <w:sz w:val="26"/>
+          <w:szCs w:val="26"/>
         </w:rPr>
         <w:t xml:space="preserve">: BỆNH VIỆN ĐA KHOA TỈNH PHÚ THỌ</w:t>
       </w:r>
     </w:p>
     <w:p>
       <w:pPr>
-        <w:jc w:val="both"/>
-        <w:ind w:first-line="720"/>
         <w:spacing w:before="60" w:after="60"/>
-      </w:pPr>
-      <w:r>
-        <w:rPr>
-          <w:rFonts w:ascii="Times New Roman" w:hAnsi="Times New Roman" w:cs="Times New Roman"/>
-          <w:sz w:val="26"/>
-          <w:sz-cs w:val="26"/>
+        <w:ind w:firstLine="720"/>
+        <w:jc w:val="both"/>
+      </w:pPr>
+      <w:r>
+        <w:rPr>
+          <w:rFonts w:ascii="Times New Roman" w:hAnsi="Times New Roman" w:cs="Times New Roman"/>
+          <w:sz w:val="26"/>
+          <w:szCs w:val="26"/>
         </w:rPr>
         <w:t xml:space="preserve">- Địa chỉ</w:t>
         <w:tab/>
@@ -292,24 +292,24 @@
       <w:r>
         <w:rPr>
           <w:rFonts w:ascii="Times New Roman" w:hAnsi="Times New Roman" w:cs="Times New Roman"/>
-          <w:sz w:val="26"/>
-          <w:sz-cs w:val="26"/>
           <w:spacing w:val="-4"/>
+          <w:sz w:val="26"/>
+          <w:szCs w:val="26"/>
         </w:rPr>
         <w:t xml:space="preserve">Đường Nguyễn Tất Thành, Phường Việt Trì, tỉnh Phú Thọ.</w:t>
       </w:r>
     </w:p>
     <w:p>
       <w:pPr>
-        <w:jc w:val="both"/>
-        <w:ind w:first-line="720"/>
         <w:spacing w:before="60" w:after="60"/>
-      </w:pPr>
-      <w:r>
-        <w:rPr>
-          <w:rFonts w:ascii="Times New Roman" w:hAnsi="Times New Roman" w:cs="Times New Roman"/>
-          <w:sz w:val="26"/>
-          <w:sz-cs w:val="26"/>
+        <w:ind w:firstLine="720"/>
+        <w:jc w:val="both"/>
+      </w:pPr>
+      <w:r>
+        <w:rPr>
+          <w:rFonts w:ascii="Times New Roman" w:hAnsi="Times New Roman" w:cs="Times New Roman"/>
+          <w:sz w:val="26"/>
+          <w:szCs w:val="26"/>
         </w:rPr>
         <w:t xml:space="preserve">- Đại diện: Ông {{GIAM_DOC_KY}}Chức vụ: Giám đốc.</w:t>
         <w:tab/>
@@ -318,17 +318,17 @@
       <w:r>
         <w:rPr>
           <w:rFonts w:ascii="Times New Roman" w:hAnsi="Times New Roman" w:cs="Times New Roman"/>
-          <w:sz w:val="26"/>
-          <w:sz-cs w:val="26"/>
-          <w:b/>
-        </w:rPr>
-        <w:t xml:space="preserve"/>
-      </w:r>
-      <w:r>
-        <w:rPr>
-          <w:rFonts w:ascii="Times New Roman" w:hAnsi="Times New Roman" w:cs="Times New Roman"/>
-          <w:sz w:val="26"/>
-          <w:sz-cs w:val="26"/>
+          <w:b/>
+          <w:sz w:val="26"/>
+          <w:szCs w:val="26"/>
+        </w:rPr>
+        <w:t xml:space="preserve"/>
+      </w:r>
+      <w:r>
+        <w:rPr>
+          <w:rFonts w:ascii="Times New Roman" w:hAnsi="Times New Roman" w:cs="Times New Roman"/>
+          <w:sz w:val="26"/>
+          <w:szCs w:val="26"/>
         </w:rPr>
         <w:t xml:space="preserve"/>
         <w:tab/>
@@ -339,32 +339,32 @@
       <w:r>
         <w:rPr>
           <w:rFonts w:ascii="Times New Roman" w:hAnsi="Times New Roman" w:cs="Times New Roman"/>
-          <w:sz w:val="26"/>
-          <w:sz-cs w:val="26"/>
-          <w:b/>
-        </w:rPr>
-        <w:t xml:space="preserve"/>
-      </w:r>
-      <w:r>
-        <w:rPr>
-          <w:rFonts w:ascii="Times New Roman" w:hAnsi="Times New Roman" w:cs="Times New Roman"/>
-          <w:sz w:val="26"/>
-          <w:sz-cs w:val="26"/>
-        </w:rPr>
-        <w:t xml:space="preserve"/>
-      </w:r>
-    </w:p>
-    <w:p>
-      <w:pPr>
-        <w:jc w:val="both"/>
-        <w:ind w:first-line="720"/>
+          <w:b/>
+          <w:sz w:val="26"/>
+          <w:szCs w:val="26"/>
+        </w:rPr>
+        <w:t xml:space="preserve"/>
+      </w:r>
+      <w:r>
+        <w:rPr>
+          <w:rFonts w:ascii="Times New Roman" w:hAnsi="Times New Roman" w:cs="Times New Roman"/>
+          <w:sz w:val="26"/>
+          <w:szCs w:val="26"/>
+        </w:rPr>
+        <w:t xml:space="preserve"/>
+      </w:r>
+    </w:p>
+    <w:p>
+      <w:pPr>
         <w:spacing w:before="60" w:after="60"/>
-      </w:pPr>
-      <w:r>
-        <w:rPr>
-          <w:rFonts w:ascii="Times New Roman" w:hAnsi="Times New Roman" w:cs="Times New Roman"/>
-          <w:sz w:val="26"/>
-          <w:sz-cs w:val="26"/>
+        <w:ind w:firstLine="720"/>
+        <w:jc w:val="both"/>
+      </w:pPr>
+      <w:r>
+        <w:rPr>
+          <w:rFonts w:ascii="Times New Roman" w:hAnsi="Times New Roman" w:cs="Times New Roman"/>
+          <w:sz w:val="26"/>
+          <w:szCs w:val="26"/>
         </w:rPr>
         <w:t xml:space="preserve">- Điện thoại: {{DIENTHOAI_BV}};</w:t>
         <w:tab/>
@@ -373,15 +373,15 @@
     </w:p>
     <w:p>
       <w:pPr>
-        <w:jc w:val="both"/>
-        <w:ind w:first-line="720"/>
         <w:spacing w:before="60" w:after="60"/>
-      </w:pPr>
-      <w:r>
-        <w:rPr>
-          <w:rFonts w:ascii="Times New Roman" w:hAnsi="Times New Roman" w:cs="Times New Roman"/>
-          <w:sz w:val="26"/>
-          <w:sz-cs w:val="26"/>
+        <w:ind w:firstLine="720"/>
+        <w:jc w:val="both"/>
+      </w:pPr>
+      <w:r>
+        <w:rPr>
+          <w:rFonts w:ascii="Times New Roman" w:hAnsi="Times New Roman" w:cs="Times New Roman"/>
+          <w:sz w:val="26"/>
+          <w:szCs w:val="26"/>
         </w:rPr>
         <w:t xml:space="preserve">- Mã số thuế: {{MA_SO_THUE_BV}}; </w:t>
         <w:tab/>
@@ -392,95 +392,95 @@
     </w:p>
     <w:p>
       <w:pPr>
-        <w:jc w:val="both"/>
-        <w:ind w:first-line="720"/>
         <w:spacing w:before="60" w:after="60"/>
-      </w:pPr>
-      <w:r>
-        <w:rPr>
-          <w:rFonts w:ascii="Times New Roman" w:hAnsi="Times New Roman" w:cs="Times New Roman"/>
-          <w:sz w:val="26"/>
-          <w:sz-cs w:val="26"/>
-          <w:color w:val="000000"/>
+        <w:ind w:firstLine="720"/>
+        <w:jc w:val="both"/>
+      </w:pPr>
+      <w:r>
+        <w:rPr>
+          <w:rFonts w:ascii="Times New Roman" w:hAnsi="Times New Roman" w:cs="Times New Roman"/>
+          <w:color w:val="000000"/>
+          <w:sz w:val="26"/>
+          <w:szCs w:val="26"/>
         </w:rPr>
         <w:t xml:space="preserve">- Tài khoản số: {{TK_KHO_BAC_1}}; {{TK_KHO_BAC_2}} mở tại Kho bạc Nhà nước Khu vực VIII/  {{TK_VIETCOMBANK}} mở tại Ngân hàng Vietcombank – Chi nhánh Phú Thọ.</w:t>
       </w:r>
     </w:p>
     <w:p>
       <w:pPr>
-        <w:jc w:val="both"/>
-        <w:ind w:first-line="720"/>
         <w:spacing w:before="60" w:after="60"/>
-      </w:pPr>
-      <w:r>
-        <w:rPr>
-          <w:rFonts w:ascii="Times New Roman" w:hAnsi="Times New Roman" w:cs="Times New Roman"/>
-          <w:sz w:val="26"/>
-          <w:sz-cs w:val="26"/>
+        <w:ind w:firstLine="720"/>
+        <w:jc w:val="both"/>
+      </w:pPr>
+      <w:r>
+        <w:rPr>
+          <w:rFonts w:ascii="Times New Roman" w:hAnsi="Times New Roman" w:cs="Times New Roman"/>
           <w:b/>
           <w:spacing w:val="-8"/>
+          <w:sz w:val="26"/>
+          <w:szCs w:val="26"/>
         </w:rPr>
         <w:t xml:space="preserve">II. ĐẠI DIỆN NHÀ THẦU (BÊN B): {{TEN_NHA_THAU}}</w:t>
       </w:r>
       <w:r>
         <w:rPr>
           <w:rFonts w:ascii="Times New Roman" w:hAnsi="Times New Roman" w:cs="Times New Roman"/>
-          <w:sz w:val="26"/>
-          <w:sz-cs w:val="26"/>
           <w:spacing w:val="-8"/>
-        </w:rPr>
-        <w:t xml:space="preserve"/>
-      </w:r>
-      <w:r>
-        <w:rPr>
-          <w:rFonts w:ascii="Times New Roman" w:hAnsi="Times New Roman" w:cs="Times New Roman"/>
-          <w:sz w:val="26"/>
-          <w:sz-cs w:val="26"/>
+          <w:sz w:val="26"/>
+          <w:szCs w:val="26"/>
+        </w:rPr>
+        <w:t xml:space="preserve"/>
+      </w:r>
+      <w:r>
+        <w:rPr>
+          <w:rFonts w:ascii="Times New Roman" w:hAnsi="Times New Roman" w:cs="Times New Roman"/>
           <w:b/>
           <w:spacing w:val="-8"/>
-        </w:rPr>
-        <w:t xml:space="preserve"/>
-      </w:r>
-      <w:r>
-        <w:rPr>
-          <w:rFonts w:ascii="Times New Roman" w:hAnsi="Times New Roman" w:cs="Times New Roman"/>
-          <w:sz w:val="26"/>
-          <w:sz-cs w:val="26"/>
+          <w:sz w:val="26"/>
+          <w:szCs w:val="26"/>
+        </w:rPr>
+        <w:t xml:space="preserve"/>
+      </w:r>
+      <w:r>
+        <w:rPr>
+          <w:rFonts w:ascii="Times New Roman" w:hAnsi="Times New Roman" w:cs="Times New Roman"/>
           <w:spacing w:val="-8"/>
-        </w:rPr>
-        <w:t xml:space="preserve"/>
-      </w:r>
-      <w:r>
-        <w:rPr>
-          <w:rFonts w:ascii="Times New Roman" w:hAnsi="Times New Roman" w:cs="Times New Roman"/>
-          <w:sz w:val="26"/>
-          <w:sz-cs w:val="26"/>
-          <w:b/>
-          <w:color w:val="FF0000"/>
-        </w:rPr>
-        <w:t xml:space="preserve"/>
-      </w:r>
-      <w:r>
-        <w:rPr>
-          <w:rFonts w:ascii="Times New Roman" w:hAnsi="Times New Roman" w:cs="Times New Roman"/>
-          <w:sz w:val="26"/>
-          <w:sz-cs w:val="26"/>
+          <w:sz w:val="26"/>
+          <w:szCs w:val="26"/>
+        </w:rPr>
+        <w:t xml:space="preserve"/>
+      </w:r>
+      <w:r>
+        <w:rPr>
+          <w:rFonts w:ascii="Times New Roman" w:hAnsi="Times New Roman" w:cs="Times New Roman"/>
+          <w:b/>
+          <w:color w:val="FF0000"/>
+          <w:sz w:val="26"/>
+          <w:szCs w:val="26"/>
+        </w:rPr>
+        <w:t xml:space="preserve"/>
+      </w:r>
+      <w:r>
+        <w:rPr>
+          <w:rFonts w:ascii="Times New Roman" w:hAnsi="Times New Roman" w:cs="Times New Roman"/>
           <w:b/>
           <w:spacing w:val="-8"/>
-        </w:rPr>
-        <w:t xml:space="preserve"/>
-      </w:r>
-    </w:p>
-    <w:p>
-      <w:pPr>
-        <w:ind w:first-line="720"/>
+          <w:sz w:val="26"/>
+          <w:szCs w:val="26"/>
+        </w:rPr>
+        <w:t xml:space="preserve"/>
+      </w:r>
+    </w:p>
+    <w:p>
+      <w:pPr>
         <w:spacing w:before="60" w:after="60"/>
-      </w:pPr>
-      <w:r>
-        <w:rPr>
-          <w:rFonts w:ascii="Times New Roman" w:hAnsi="Times New Roman" w:cs="Times New Roman"/>
-          <w:sz w:val="26"/>
-          <w:sz-cs w:val="26"/>
+        <w:ind w:firstLine="720"/>
+      </w:pPr>
+      <w:r>
+        <w:rPr>
+          <w:rFonts w:ascii="Times New Roman" w:hAnsi="Times New Roman" w:cs="Times New Roman"/>
+          <w:sz w:val="26"/>
+          <w:szCs w:val="26"/>
         </w:rPr>
         <w:t xml:space="preserve">- Địa chỉ</w:t>
         <w:tab/>
@@ -489,29 +489,29 @@
       <w:r>
         <w:rPr>
           <w:rFonts w:ascii="Times New Roman" w:hAnsi="Times New Roman" w:cs="Times New Roman"/>
-          <w:sz w:val="26"/>
-          <w:sz-cs w:val="26"/>
-          <w:color w:val="FF0000"/>
+          <w:color w:val="FF0000"/>
+          <w:sz w:val="26"/>
+          <w:szCs w:val="26"/>
         </w:rPr>
         <w:t xml:space="preserve">____________</w:t>
       </w:r>
       <w:r>
         <w:rPr>
           <w:rFonts w:ascii="Times New Roman" w:hAnsi="Times New Roman" w:cs="Times New Roman"/>
-          <w:sz w:val="26"/>
-          <w:sz-cs w:val="26"/>
+          <w:color w:val="FF0000"/>
           <w:spacing w:val="-4"/>
-          <w:color w:val="FF0000"/>
+          <w:sz w:val="26"/>
+          <w:szCs w:val="26"/>
         </w:rPr>
         <w:t xml:space="preserve"> ;</w:t>
       </w:r>
       <w:r>
         <w:rPr>
           <w:rFonts w:ascii="Times New Roman" w:hAnsi="Times New Roman" w:cs="Times New Roman"/>
-          <w:sz w:val="26"/>
-          <w:sz-cs w:val="26"/>
+          <w:color w:val="000000"/>
           <w:spacing w:val="-4"/>
-          <w:color w:val="000000"/>
+          <w:sz w:val="26"/>
+          <w:szCs w:val="26"/>
         </w:rPr>
         <w:t xml:space="preserve"> </w:t>
       </w:r>
@@ -519,22 +519,22 @@
         <w:rPr>
           <w:rFonts w:ascii="Times New Roman" w:hAnsi="Times New Roman" w:cs="Times New Roman"/>
           <w:sz w:val="26"/>
-          <w:sz-cs w:val="26"/>
-        </w:rPr>
-        <w:t xml:space="preserve"/>
-      </w:r>
-    </w:p>
-    <w:p>
-      <w:pPr>
-        <w:ind w:first-line="720"/>
+          <w:szCs w:val="26"/>
+        </w:rPr>
+        <w:t xml:space="preserve"/>
+      </w:r>
+    </w:p>
+    <w:p>
+      <w:pPr>
         <w:spacing w:before="60" w:after="60"/>
-      </w:pPr>
-      <w:r>
-        <w:rPr>
-          <w:rFonts w:ascii="Times New Roman" w:hAnsi="Times New Roman" w:cs="Times New Roman"/>
-          <w:sz w:val="26"/>
-          <w:sz-cs w:val="26"/>
-          <w:color w:val="000000"/>
+        <w:ind w:firstLine="720"/>
+      </w:pPr>
+      <w:r>
+        <w:rPr>
+          <w:rFonts w:ascii="Times New Roman" w:hAnsi="Times New Roman" w:cs="Times New Roman"/>
+          <w:color w:val="000000"/>
+          <w:sz w:val="26"/>
+          <w:szCs w:val="26"/>
         </w:rPr>
         <w:t xml:space="preserve">- Đại diện</w:t>
         <w:tab/>
@@ -543,20 +543,20 @@
       <w:r>
         <w:rPr>
           <w:rFonts w:ascii="Times New Roman" w:hAnsi="Times New Roman" w:cs="Times New Roman"/>
-          <w:sz w:val="26"/>
-          <w:sz-cs w:val="26"/>
-          <w:color w:val="FF0000"/>
+          <w:color w:val="FF0000"/>
+          <w:sz w:val="26"/>
+          <w:szCs w:val="26"/>
         </w:rPr>
         <w:t xml:space="preserve">Ông/Bà: </w:t>
       </w:r>
       <w:r>
         <w:rPr>
           <w:rFonts w:ascii="Times New Roman" w:hAnsi="Times New Roman" w:cs="Times New Roman"/>
-          <w:sz w:val="26"/>
-          <w:sz-cs w:val="26"/>
-          <w:b/>
+          <w:b/>
+          <w:color w:val="FF0000"/>
           <w:spacing w:val="-4"/>
-          <w:color w:val="FF0000"/>
+          <w:sz w:val="26"/>
+          <w:szCs w:val="26"/>
         </w:rPr>
         <w:t xml:space="preserve">_________</w:t>
       </w:r>
@@ -564,7 +564,7 @@
         <w:rPr>
           <w:rFonts w:ascii="Times New Roman" w:hAnsi="Times New Roman" w:cs="Times New Roman"/>
           <w:sz w:val="26"/>
-          <w:sz-cs w:val="26"/>
+          <w:szCs w:val="26"/>
         </w:rPr>
         <w:t xml:space="preserve"/>
         <w:tab/>
@@ -575,51 +575,51 @@
       <w:r>
         <w:rPr>
           <w:rFonts w:ascii="Times New Roman" w:hAnsi="Times New Roman" w:cs="Times New Roman"/>
-          <w:sz w:val="26"/>
-          <w:sz-cs w:val="26"/>
-          <w:color w:val="FF0000"/>
+          <w:color w:val="FF0000"/>
+          <w:sz w:val="26"/>
+          <w:szCs w:val="26"/>
         </w:rPr>
         <w:t xml:space="preserve">Chức vụ: </w:t>
       </w:r>
       <w:r>
         <w:rPr>
           <w:rFonts w:ascii="Times New Roman" w:hAnsi="Times New Roman" w:cs="Times New Roman"/>
-          <w:sz w:val="26"/>
-          <w:sz-cs w:val="26"/>
-          <w:b/>
-          <w:color w:val="FF0000"/>
+          <w:b/>
+          <w:color w:val="FF0000"/>
+          <w:sz w:val="26"/>
+          <w:szCs w:val="26"/>
         </w:rPr>
         <w:t xml:space="preserve">__________</w:t>
       </w:r>
       <w:r>
         <w:rPr>
           <w:rFonts w:ascii="Times New Roman" w:hAnsi="Times New Roman" w:cs="Times New Roman"/>
-          <w:sz w:val="26"/>
-          <w:sz-cs w:val="26"/>
-          <w:color w:val="FF0000"/>
+          <w:color w:val="FF0000"/>
+          <w:sz w:val="26"/>
+          <w:szCs w:val="26"/>
         </w:rPr>
         <w:t xml:space="preserve">.</w:t>
       </w:r>
       <w:r>
         <w:rPr>
           <w:rFonts w:ascii="Times New Roman" w:hAnsi="Times New Roman" w:cs="Times New Roman"/>
-          <w:sz w:val="26"/>
-          <w:sz-cs w:val="26"/>
-          <w:color w:val="000000"/>
-        </w:rPr>
-        <w:t xml:space="preserve"/>
-      </w:r>
-    </w:p>
-    <w:p>
-      <w:pPr>
-        <w:ind w:first-line="720"/>
+          <w:color w:val="000000"/>
+          <w:sz w:val="26"/>
+          <w:szCs w:val="26"/>
+        </w:rPr>
+        <w:t xml:space="preserve"/>
+      </w:r>
+    </w:p>
+    <w:p>
+      <w:pPr>
         <w:spacing w:before="60" w:after="60"/>
-      </w:pPr>
-      <w:r>
-        <w:rPr>
-          <w:rFonts w:ascii="Times New Roman" w:hAnsi="Times New Roman" w:cs="Times New Roman"/>
-          <w:sz w:val="26"/>
-          <w:sz-cs w:val="26"/>
+        <w:ind w:firstLine="720"/>
+      </w:pPr>
+      <w:r>
+        <w:rPr>
+          <w:rFonts w:ascii="Times New Roman" w:hAnsi="Times New Roman" w:cs="Times New Roman"/>
+          <w:sz w:val="26"/>
+          <w:szCs w:val="26"/>
         </w:rPr>
         <w:t xml:space="preserve">- Điện thoại</w:t>
         <w:tab/>
@@ -628,9 +628,9 @@
       <w:r>
         <w:rPr>
           <w:rFonts w:ascii="Times New Roman" w:hAnsi="Times New Roman" w:cs="Times New Roman"/>
-          <w:sz w:val="26"/>
-          <w:sz-cs w:val="26"/>
-          <w:color w:val="FF0000"/>
+          <w:color w:val="FF0000"/>
+          <w:sz w:val="26"/>
+          <w:szCs w:val="26"/>
         </w:rPr>
         <w:t xml:space="preserve">__________;</w:t>
       </w:r>
@@ -638,21 +638,21 @@
         <w:rPr>
           <w:rFonts w:ascii="Times New Roman" w:hAnsi="Times New Roman" w:cs="Times New Roman"/>
           <w:sz w:val="26"/>
-          <w:sz-cs w:val="26"/>
-        </w:rPr>
-        <w:t xml:space="preserve"/>
-      </w:r>
-    </w:p>
-    <w:p>
-      <w:pPr>
-        <w:ind w:first-line="720"/>
+          <w:szCs w:val="26"/>
+        </w:rPr>
+        <w:t xml:space="preserve"/>
+      </w:r>
+    </w:p>
+    <w:p>
+      <w:pPr>
         <w:spacing w:before="60" w:after="60"/>
-      </w:pPr>
-      <w:r>
-        <w:rPr>
-          <w:rFonts w:ascii="Times New Roman" w:hAnsi="Times New Roman" w:cs="Times New Roman"/>
-          <w:sz w:val="26"/>
-          <w:sz-cs w:val="26"/>
+        <w:ind w:firstLine="720"/>
+      </w:pPr>
+      <w:r>
+        <w:rPr>
+          <w:rFonts w:ascii="Times New Roman" w:hAnsi="Times New Roman" w:cs="Times New Roman"/>
+          <w:sz w:val="26"/>
+          <w:szCs w:val="26"/>
         </w:rPr>
         <w:t xml:space="preserve">- Mã số thuế</w:t>
         <w:tab/>
@@ -661,32 +661,32 @@
       <w:r>
         <w:rPr>
           <w:rFonts w:ascii="Times New Roman" w:hAnsi="Times New Roman" w:cs="Times New Roman"/>
-          <w:sz w:val="26"/>
-          <w:sz-cs w:val="26"/>
-          <w:color w:val="FF0000"/>
+          <w:color w:val="FF0000"/>
+          <w:sz w:val="26"/>
+          <w:szCs w:val="26"/>
         </w:rPr>
         <w:t xml:space="preserve">____________;</w:t>
       </w:r>
       <w:r>
         <w:rPr>
           <w:rFonts w:ascii="Times New Roman" w:hAnsi="Times New Roman" w:cs="Times New Roman"/>
-          <w:sz w:val="26"/>
-          <w:sz-cs w:val="26"/>
-          <w:color w:val="000000"/>
-        </w:rPr>
-        <w:t xml:space="preserve"/>
-      </w:r>
-    </w:p>
-    <w:p>
-      <w:pPr>
-        <w:ind w:first-line="720"/>
+          <w:color w:val="000000"/>
+          <w:sz w:val="26"/>
+          <w:szCs w:val="26"/>
+        </w:rPr>
+        <w:t xml:space="preserve"/>
+      </w:r>
+    </w:p>
+    <w:p>
+      <w:pPr>
         <w:spacing w:before="60" w:after="60"/>
-      </w:pPr>
-      <w:r>
-        <w:rPr>
-          <w:rFonts w:ascii="Times New Roman" w:hAnsi="Times New Roman" w:cs="Times New Roman"/>
-          <w:sz w:val="26"/>
-          <w:sz-cs w:val="26"/>
+        <w:ind w:firstLine="720"/>
+      </w:pPr>
+      <w:r>
+        <w:rPr>
+          <w:rFonts w:ascii="Times New Roman" w:hAnsi="Times New Roman" w:cs="Times New Roman"/>
+          <w:sz w:val="26"/>
+          <w:szCs w:val="26"/>
         </w:rPr>
         <w:t xml:space="preserve">- Tài khoản</w:t>
         <w:tab/>
@@ -695,492 +695,492 @@
       <w:r>
         <w:rPr>
           <w:rFonts w:ascii="Times New Roman" w:hAnsi="Times New Roman" w:cs="Times New Roman"/>
-          <w:sz w:val="26"/>
-          <w:sz-cs w:val="26"/>
-          <w:color w:val="FF0000"/>
+          <w:color w:val="FF0000"/>
+          <w:sz w:val="26"/>
+          <w:szCs w:val="26"/>
         </w:rPr>
         <w:t xml:space="preserve">_________ tại Ngân hàng ____ – Chi nhánh _______.</w:t>
       </w:r>
     </w:p>
     <w:p>
       <w:pPr>
-        <w:jc w:val="both"/>
-        <w:ind w:first-line="720"/>
         <w:spacing w:before="60" w:after="60"/>
-      </w:pPr>
-      <w:r>
-        <w:rPr>
-          <w:rFonts w:ascii="Times New Roman" w:hAnsi="Times New Roman" w:cs="Times New Roman"/>
-          <w:sz w:val="26"/>
-          <w:sz-cs w:val="26"/>
+        <w:ind w:firstLine="720"/>
+        <w:jc w:val="both"/>
+      </w:pPr>
+      <w:r>
+        <w:rPr>
+          <w:rFonts w:ascii="Times New Roman" w:hAnsi="Times New Roman" w:cs="Times New Roman"/>
+          <w:sz w:val="26"/>
+          <w:szCs w:val="26"/>
         </w:rPr>
         <w:t xml:space="preserve">Hai bên thoả thuận nhất trí ký Biên bản thanh lý Hợp đồng số ________ ký ngày ___/___/___ giữa Bệnh viện Đa khoa tỉnh Phú Thọ và {{TEN_NHA_THAU}} với các nội dung sau:</w:t>
       </w:r>
       <w:r>
         <w:rPr>
           <w:rFonts w:ascii="Times New Roman" w:hAnsi="Times New Roman" w:cs="Times New Roman"/>
-          <w:sz w:val="26"/>
-          <w:sz-cs w:val="26"/>
-          <w:color w:val="FF0000"/>
-        </w:rPr>
-        <w:t xml:space="preserve"/>
-      </w:r>
-      <w:r>
-        <w:rPr>
-          <w:rFonts w:ascii="Times New Roman" w:hAnsi="Times New Roman" w:cs="Times New Roman"/>
-          <w:sz w:val="26"/>
-          <w:sz-cs w:val="26"/>
-        </w:rPr>
-        <w:t xml:space="preserve"/>
-      </w:r>
-      <w:r>
-        <w:rPr>
-          <w:rFonts w:ascii="Times New Roman" w:hAnsi="Times New Roman" w:cs="Times New Roman"/>
-          <w:sz w:val="26"/>
-          <w:sz-cs w:val="26"/>
-          <w:color w:val="FF0000"/>
-        </w:rPr>
-        <w:t xml:space="preserve"/>
-      </w:r>
-      <w:r>
-        <w:rPr>
-          <w:rFonts w:ascii="Times New Roman" w:hAnsi="Times New Roman" w:cs="Times New Roman"/>
-          <w:sz w:val="26"/>
-          <w:sz-cs w:val="26"/>
-        </w:rPr>
-        <w:t xml:space="preserve"/>
-      </w:r>
-      <w:r>
-        <w:rPr>
-          <w:rFonts w:ascii="Times New Roman" w:hAnsi="Times New Roman" w:cs="Times New Roman"/>
-          <w:sz w:val="26"/>
-          <w:sz-cs w:val="26"/>
-          <w:color w:val="FF0000"/>
-        </w:rPr>
-        <w:t xml:space="preserve"/>
-      </w:r>
-      <w:r>
-        <w:rPr>
-          <w:rFonts w:ascii="Times New Roman" w:hAnsi="Times New Roman" w:cs="Times New Roman"/>
-          <w:sz w:val="26"/>
-          <w:sz-cs w:val="26"/>
-          <w:color w:val="000000"/>
-        </w:rPr>
-        <w:t xml:space="preserve"/>
-      </w:r>
-    </w:p>
-    <w:p>
-      <w:pPr>
-        <w:jc w:val="both"/>
-        <w:ind w:first-line="720"/>
+          <w:color w:val="FF0000"/>
+          <w:sz w:val="26"/>
+          <w:szCs w:val="26"/>
+        </w:rPr>
+        <w:t xml:space="preserve"/>
+      </w:r>
+      <w:r>
+        <w:rPr>
+          <w:rFonts w:ascii="Times New Roman" w:hAnsi="Times New Roman" w:cs="Times New Roman"/>
+          <w:sz w:val="26"/>
+          <w:szCs w:val="26"/>
+        </w:rPr>
+        <w:t xml:space="preserve"/>
+      </w:r>
+      <w:r>
+        <w:rPr>
+          <w:rFonts w:ascii="Times New Roman" w:hAnsi="Times New Roman" w:cs="Times New Roman"/>
+          <w:color w:val="FF0000"/>
+          <w:sz w:val="26"/>
+          <w:szCs w:val="26"/>
+        </w:rPr>
+        <w:t xml:space="preserve"/>
+      </w:r>
+      <w:r>
+        <w:rPr>
+          <w:rFonts w:ascii="Times New Roman" w:hAnsi="Times New Roman" w:cs="Times New Roman"/>
+          <w:sz w:val="26"/>
+          <w:szCs w:val="26"/>
+        </w:rPr>
+        <w:t xml:space="preserve"/>
+      </w:r>
+      <w:r>
+        <w:rPr>
+          <w:rFonts w:ascii="Times New Roman" w:hAnsi="Times New Roman" w:cs="Times New Roman"/>
+          <w:color w:val="FF0000"/>
+          <w:sz w:val="26"/>
+          <w:szCs w:val="26"/>
+        </w:rPr>
+        <w:t xml:space="preserve"/>
+      </w:r>
+      <w:r>
+        <w:rPr>
+          <w:rFonts w:ascii="Times New Roman" w:hAnsi="Times New Roman" w:cs="Times New Roman"/>
+          <w:color w:val="000000"/>
+          <w:sz w:val="26"/>
+          <w:szCs w:val="26"/>
+        </w:rPr>
+        <w:t xml:space="preserve"/>
+      </w:r>
+    </w:p>
+    <w:p>
+      <w:pPr>
         <w:spacing w:before="20" w:after="20"/>
-      </w:pPr>
-      <w:r>
-        <w:rPr>
-          <w:rFonts w:ascii="Times New Roman" w:hAnsi="Times New Roman" w:cs="Times New Roman"/>
-          <w:sz w:val="26"/>
-          <w:sz-cs w:val="26"/>
-          <w:b/>
-          <w:color w:val="000000"/>
+        <w:ind w:firstLine="720"/>
+        <w:jc w:val="both"/>
+      </w:pPr>
+      <w:r>
+        <w:rPr>
+          <w:rFonts w:ascii="Times New Roman" w:hAnsi="Times New Roman" w:cs="Times New Roman"/>
+          <w:b/>
+          <w:color w:val="000000"/>
+          <w:sz w:val="26"/>
+          <w:szCs w:val="26"/>
         </w:rPr>
         <w:t xml:space="preserve">1. Khối lượng công việc:</w:t>
       </w:r>
     </w:p>
     <w:p>
       <w:pPr>
-        <w:jc w:val="both"/>
-        <w:ind w:first-line="720"/>
         <w:spacing w:before="20" w:after="20"/>
-      </w:pPr>
-      <w:r>
-        <w:rPr>
-          <w:rFonts w:ascii="Times New Roman" w:hAnsi="Times New Roman" w:cs="Times New Roman"/>
-          <w:sz w:val="26"/>
-          <w:sz-cs w:val="26"/>
-          <w:color w:val="000000"/>
+        <w:ind w:firstLine="720"/>
+        <w:jc w:val="both"/>
+      </w:pPr>
+      <w:r>
+        <w:rPr>
+          <w:rFonts w:ascii="Times New Roman" w:hAnsi="Times New Roman" w:cs="Times New Roman"/>
+          <w:color w:val="000000"/>
+          <w:sz w:val="26"/>
+          <w:szCs w:val="26"/>
         </w:rPr>
         <w:t xml:space="preserve">Bên B đã hoàn thành các nội dung công việc và được bên A xác nhận theo đúng Hợp đồng số _______ ký ngày ___/___/___ giữa Bệnh viện Đa khoa tỉnh Phú Thọ và {{TEN_NHA_THAU}}.</w:t>
       </w:r>
       <w:r>
         <w:rPr>
           <w:rFonts w:ascii="Times New Roman" w:hAnsi="Times New Roman" w:cs="Times New Roman"/>
-          <w:sz w:val="26"/>
-          <w:sz-cs w:val="26"/>
-          <w:color w:val="FF0000"/>
-        </w:rPr>
-        <w:t xml:space="preserve"/>
-      </w:r>
-      <w:r>
-        <w:rPr>
-          <w:rFonts w:ascii="Times New Roman" w:hAnsi="Times New Roman" w:cs="Times New Roman"/>
-          <w:sz w:val="26"/>
-          <w:sz-cs w:val="26"/>
-          <w:color w:val="000000"/>
-        </w:rPr>
-        <w:t xml:space="preserve"/>
-      </w:r>
-      <w:r>
-        <w:rPr>
-          <w:rFonts w:ascii="Times New Roman" w:hAnsi="Times New Roman" w:cs="Times New Roman"/>
-          <w:sz w:val="26"/>
-          <w:sz-cs w:val="26"/>
-          <w:color w:val="FF0000"/>
-        </w:rPr>
-        <w:t xml:space="preserve"/>
-      </w:r>
-      <w:r>
-        <w:rPr>
-          <w:rFonts w:ascii="Times New Roman" w:hAnsi="Times New Roman" w:cs="Times New Roman"/>
-          <w:sz w:val="26"/>
-          <w:sz-cs w:val="26"/>
-          <w:color w:val="000000"/>
-        </w:rPr>
-        <w:t xml:space="preserve"/>
-      </w:r>
-      <w:r>
-        <w:rPr>
-          <w:rFonts w:ascii="Times New Roman" w:hAnsi="Times New Roman" w:cs="Times New Roman"/>
-          <w:sz w:val="26"/>
-          <w:sz-cs w:val="26"/>
-          <w:color w:val="FF0000"/>
-        </w:rPr>
-        <w:t xml:space="preserve"/>
-      </w:r>
-      <w:r>
-        <w:rPr>
-          <w:rFonts w:ascii="Times New Roman" w:hAnsi="Times New Roman" w:cs="Times New Roman"/>
-          <w:sz w:val="26"/>
-          <w:sz-cs w:val="26"/>
-          <w:color w:val="000000"/>
-        </w:rPr>
-        <w:t xml:space="preserve"/>
-      </w:r>
-      <w:r>
-        <w:rPr>
-          <w:rFonts w:ascii="Times New Roman" w:hAnsi="Times New Roman" w:cs="Times New Roman"/>
-          <w:sz w:val="26"/>
-          <w:sz-cs w:val="26"/>
+          <w:color w:val="FF0000"/>
+          <w:sz w:val="26"/>
+          <w:szCs w:val="26"/>
+        </w:rPr>
+        <w:t xml:space="preserve"/>
+      </w:r>
+      <w:r>
+        <w:rPr>
+          <w:rFonts w:ascii="Times New Roman" w:hAnsi="Times New Roman" w:cs="Times New Roman"/>
+          <w:color w:val="000000"/>
+          <w:sz w:val="26"/>
+          <w:szCs w:val="26"/>
+        </w:rPr>
+        <w:t xml:space="preserve"/>
+      </w:r>
+      <w:r>
+        <w:rPr>
+          <w:rFonts w:ascii="Times New Roman" w:hAnsi="Times New Roman" w:cs="Times New Roman"/>
+          <w:color w:val="FF0000"/>
+          <w:sz w:val="26"/>
+          <w:szCs w:val="26"/>
+        </w:rPr>
+        <w:t xml:space="preserve"/>
+      </w:r>
+      <w:r>
+        <w:rPr>
+          <w:rFonts w:ascii="Times New Roman" w:hAnsi="Times New Roman" w:cs="Times New Roman"/>
+          <w:color w:val="000000"/>
+          <w:sz w:val="26"/>
+          <w:szCs w:val="26"/>
+        </w:rPr>
+        <w:t xml:space="preserve"/>
+      </w:r>
+      <w:r>
+        <w:rPr>
+          <w:rFonts w:ascii="Times New Roman" w:hAnsi="Times New Roman" w:cs="Times New Roman"/>
+          <w:color w:val="FF0000"/>
+          <w:sz w:val="26"/>
+          <w:szCs w:val="26"/>
+        </w:rPr>
+        <w:t xml:space="preserve"/>
+      </w:r>
+      <w:r>
+        <w:rPr>
+          <w:rFonts w:ascii="Times New Roman" w:hAnsi="Times New Roman" w:cs="Times New Roman"/>
+          <w:color w:val="000000"/>
+          <w:sz w:val="26"/>
+          <w:szCs w:val="26"/>
+        </w:rPr>
+        <w:t xml:space="preserve"/>
+      </w:r>
+      <w:r>
+        <w:rPr>
+          <w:rFonts w:ascii="Times New Roman" w:hAnsi="Times New Roman" w:cs="Times New Roman"/>
+          <w:color w:val="000000"/>
           <w:spacing w:val="-2"/>
-          <w:color w:val="000000"/>
-        </w:rPr>
-        <w:t xml:space="preserve"/>
-      </w:r>
-    </w:p>
-    <w:p>
-      <w:pPr>
-        <w:jc w:val="both"/>
-        <w:ind w:first-line="720"/>
+          <w:sz w:val="26"/>
+          <w:szCs w:val="26"/>
+        </w:rPr>
+        <w:t xml:space="preserve"/>
+      </w:r>
+    </w:p>
+    <w:p>
+      <w:pPr>
         <w:spacing w:before="20" w:after="20"/>
-      </w:pPr>
-      <w:r>
-        <w:rPr>
-          <w:rFonts w:ascii="Times New Roman" w:hAnsi="Times New Roman" w:cs="Times New Roman"/>
-          <w:sz w:val="26"/>
-          <w:sz-cs w:val="26"/>
-          <w:b/>
-          <w:color w:val="000000"/>
+        <w:ind w:firstLine="720"/>
+        <w:jc w:val="both"/>
+      </w:pPr>
+      <w:r>
+        <w:rPr>
+          <w:rFonts w:ascii="Times New Roman" w:hAnsi="Times New Roman" w:cs="Times New Roman"/>
+          <w:b/>
+          <w:color w:val="000000"/>
+          <w:sz w:val="26"/>
+          <w:szCs w:val="26"/>
         </w:rPr>
         <w:t xml:space="preserve">2. Giá trị thanh quyết toán:</w:t>
       </w:r>
     </w:p>
     <w:p>
       <w:pPr>
-        <w:jc w:val="both"/>
-        <w:ind w:first-line="720"/>
         <w:spacing w:before="20" w:after="20"/>
-      </w:pPr>
-      <w:r>
-        <w:rPr>
-          <w:rFonts w:ascii="Times New Roman" w:hAnsi="Times New Roman" w:cs="Times New Roman"/>
-          <w:sz w:val="26"/>
-          <w:sz-cs w:val="26"/>
-          <w:color w:val="000000"/>
+        <w:ind w:firstLine="720"/>
+        <w:jc w:val="both"/>
+      </w:pPr>
+      <w:r>
+        <w:rPr>
+          <w:rFonts w:ascii="Times New Roman" w:hAnsi="Times New Roman" w:cs="Times New Roman"/>
+          <w:color w:val="000000"/>
+          <w:sz w:val="26"/>
+          <w:szCs w:val="26"/>
         </w:rPr>
         <w:t xml:space="preserve">- Tổng giá trị hợp đồng: {{GIA_TRI_HD}} đồng;</w:t>
       </w:r>
       <w:r>
         <w:rPr>
           <w:rFonts w:ascii="Times New Roman" w:hAnsi="Times New Roman" w:cs="Times New Roman"/>
-          <w:sz w:val="26"/>
-          <w:sz-cs w:val="26"/>
-          <w:color w:val="FF0000"/>
-        </w:rPr>
-        <w:t xml:space="preserve"/>
-      </w:r>
-      <w:r>
-        <w:rPr>
-          <w:rFonts w:ascii="Times New Roman" w:hAnsi="Times New Roman" w:cs="Times New Roman"/>
-          <w:sz w:val="26"/>
-          <w:sz-cs w:val="26"/>
-          <w:color w:val="000000"/>
-        </w:rPr>
-        <w:t xml:space="preserve"/>
-      </w:r>
-    </w:p>
-    <w:p>
-      <w:pPr>
-        <w:jc w:val="both"/>
-        <w:ind w:first-line="720"/>
+          <w:color w:val="FF0000"/>
+          <w:sz w:val="26"/>
+          <w:szCs w:val="26"/>
+        </w:rPr>
+        <w:t xml:space="preserve"/>
+      </w:r>
+      <w:r>
+        <w:rPr>
+          <w:rFonts w:ascii="Times New Roman" w:hAnsi="Times New Roman" w:cs="Times New Roman"/>
+          <w:color w:val="000000"/>
+          <w:sz w:val="26"/>
+          <w:szCs w:val="26"/>
+        </w:rPr>
+        <w:t xml:space="preserve"/>
+      </w:r>
+    </w:p>
+    <w:p>
+      <w:pPr>
         <w:spacing w:before="20" w:after="20"/>
-      </w:pPr>
-      <w:r>
-        <w:rPr>
-          <w:rFonts w:ascii="Times New Roman" w:hAnsi="Times New Roman" w:cs="Times New Roman"/>
-          <w:sz w:val="26"/>
-          <w:sz-cs w:val="26"/>
-          <w:color w:val="000000"/>
+        <w:ind w:firstLine="720"/>
+        <w:jc w:val="both"/>
+      </w:pPr>
+      <w:r>
+        <w:rPr>
+          <w:rFonts w:ascii="Times New Roman" w:hAnsi="Times New Roman" w:cs="Times New Roman"/>
+          <w:color w:val="000000"/>
+          <w:sz w:val="26"/>
+          <w:szCs w:val="26"/>
         </w:rPr>
         <w:t xml:space="preserve">- Giá trị nghiệm thu hoàn thành: </w:t>
       </w:r>
       <w:r>
         <w:rPr>
           <w:rFonts w:ascii="Times New Roman" w:hAnsi="Times New Roman" w:cs="Times New Roman"/>
-          <w:sz w:val="26"/>
-          <w:sz-cs w:val="26"/>
-          <w:color w:val="FF0000"/>
+          <w:color w:val="FF0000"/>
+          <w:sz w:val="26"/>
+          <w:szCs w:val="26"/>
         </w:rPr>
         <w:t xml:space="preserve">__________ đồng;</w:t>
       </w:r>
       <w:r>
         <w:rPr>
           <w:rFonts w:ascii="Times New Roman" w:hAnsi="Times New Roman" w:cs="Times New Roman"/>
-          <w:sz w:val="26"/>
-          <w:sz-cs w:val="26"/>
-          <w:color w:val="000000"/>
-        </w:rPr>
-        <w:t xml:space="preserve"/>
-      </w:r>
-    </w:p>
-    <w:p>
-      <w:pPr>
-        <w:jc w:val="both"/>
-        <w:ind w:first-line="720"/>
+          <w:color w:val="000000"/>
+          <w:sz w:val="26"/>
+          <w:szCs w:val="26"/>
+        </w:rPr>
+        <w:t xml:space="preserve"/>
+      </w:r>
+    </w:p>
+    <w:p>
+      <w:pPr>
         <w:spacing w:before="20" w:after="20"/>
-      </w:pPr>
-      <w:r>
-        <w:rPr>
-          <w:rFonts w:ascii="Times New Roman" w:hAnsi="Times New Roman" w:cs="Times New Roman"/>
-          <w:sz w:val="26"/>
-          <w:sz-cs w:val="26"/>
-          <w:color w:val="000000"/>
+        <w:ind w:firstLine="720"/>
+        <w:jc w:val="both"/>
+      </w:pPr>
+      <w:r>
+        <w:rPr>
+          <w:rFonts w:ascii="Times New Roman" w:hAnsi="Times New Roman" w:cs="Times New Roman"/>
+          <w:color w:val="000000"/>
+          <w:sz w:val="26"/>
+          <w:szCs w:val="26"/>
         </w:rPr>
         <w:t xml:space="preserve">- Giá trị đề nghị thanh quyết toán: </w:t>
       </w:r>
       <w:r>
         <w:rPr>
           <w:rFonts w:ascii="Times New Roman" w:hAnsi="Times New Roman" w:cs="Times New Roman"/>
-          <w:sz w:val="26"/>
-          <w:sz-cs w:val="26"/>
-          <w:color w:val="FF0000"/>
+          <w:color w:val="FF0000"/>
+          <w:sz w:val="26"/>
+          <w:szCs w:val="26"/>
         </w:rPr>
         <w:t xml:space="preserve">______ đồng;</w:t>
       </w:r>
       <w:r>
         <w:rPr>
           <w:rFonts w:ascii="Times New Roman" w:hAnsi="Times New Roman" w:cs="Times New Roman"/>
-          <w:sz w:val="26"/>
-          <w:sz-cs w:val="26"/>
-          <w:color w:val="000000"/>
-        </w:rPr>
-        <w:t xml:space="preserve"/>
-      </w:r>
-    </w:p>
-    <w:p>
-      <w:pPr>
-        <w:jc w:val="both"/>
-        <w:ind w:first-line="720"/>
+          <w:color w:val="000000"/>
+          <w:sz w:val="26"/>
+          <w:szCs w:val="26"/>
+        </w:rPr>
+        <w:t xml:space="preserve"/>
+      </w:r>
+    </w:p>
+    <w:p>
+      <w:pPr>
         <w:spacing w:before="20" w:after="20"/>
-      </w:pPr>
-      <w:r>
-        <w:rPr>
-          <w:rFonts w:ascii="Times New Roman" w:hAnsi="Times New Roman" w:cs="Times New Roman"/>
-          <w:sz w:val="26"/>
-          <w:sz-cs w:val="26"/>
-          <w:color w:val="000000"/>
+        <w:ind w:firstLine="720"/>
+        <w:jc w:val="both"/>
+      </w:pPr>
+      <w:r>
+        <w:rPr>
+          <w:rFonts w:ascii="Times New Roman" w:hAnsi="Times New Roman" w:cs="Times New Roman"/>
+          <w:color w:val="000000"/>
+          <w:sz w:val="26"/>
+          <w:szCs w:val="26"/>
         </w:rPr>
         <w:t xml:space="preserve">- Giá trị đã thanh toán: </w:t>
       </w:r>
       <w:r>
         <w:rPr>
           <w:rFonts w:ascii="Times New Roman" w:hAnsi="Times New Roman" w:cs="Times New Roman"/>
-          <w:sz w:val="26"/>
-          <w:sz-cs w:val="26"/>
-          <w:color w:val="FF0000"/>
+          <w:color w:val="FF0000"/>
+          <w:sz w:val="26"/>
+          <w:szCs w:val="26"/>
         </w:rPr>
         <w:t xml:space="preserve">__________ đồng;</w:t>
       </w:r>
       <w:r>
         <w:rPr>
           <w:rFonts w:ascii="Times New Roman" w:hAnsi="Times New Roman" w:cs="Times New Roman"/>
-          <w:sz w:val="26"/>
-          <w:sz-cs w:val="26"/>
-          <w:color w:val="000000"/>
-        </w:rPr>
-        <w:t xml:space="preserve"/>
-      </w:r>
-    </w:p>
-    <w:p>
-      <w:pPr>
-        <w:jc w:val="both"/>
-        <w:ind w:first-line="720"/>
+          <w:color w:val="000000"/>
+          <w:sz w:val="26"/>
+          <w:szCs w:val="26"/>
+        </w:rPr>
+        <w:t xml:space="preserve"/>
+      </w:r>
+    </w:p>
+    <w:p>
+      <w:pPr>
         <w:spacing w:before="20" w:after="20"/>
-      </w:pPr>
-      <w:r>
-        <w:rPr>
-          <w:rFonts w:ascii="Times New Roman" w:hAnsi="Times New Roman" w:cs="Times New Roman"/>
-          <w:sz w:val="26"/>
-          <w:sz-cs w:val="26"/>
-          <w:color w:val="000000"/>
+        <w:ind w:firstLine="720"/>
+        <w:jc w:val="both"/>
+      </w:pPr>
+      <w:r>
+        <w:rPr>
+          <w:rFonts w:ascii="Times New Roman" w:hAnsi="Times New Roman" w:cs="Times New Roman"/>
+          <w:color w:val="000000"/>
+          <w:sz w:val="26"/>
+          <w:szCs w:val="26"/>
         </w:rPr>
         <w:t xml:space="preserve">-</w:t>
       </w:r>
       <w:r>
         <w:rPr>
           <w:rFonts w:ascii="Times New Roman" w:hAnsi="Times New Roman" w:cs="Times New Roman"/>
-          <w:sz w:val="26"/>
-          <w:sz-cs w:val="26"/>
-          <w:b/>
-          <w:color w:val="000000"/>
+          <w:b/>
+          <w:color w:val="000000"/>
+          <w:sz w:val="26"/>
+          <w:szCs w:val="26"/>
         </w:rPr>
         <w:t xml:space="preserve"> Giá trị còn lại phải thanh toán: </w:t>
       </w:r>
       <w:r>
         <w:rPr>
           <w:rFonts w:ascii="Times New Roman" w:hAnsi="Times New Roman" w:cs="Times New Roman"/>
-          <w:sz w:val="26"/>
-          <w:sz-cs w:val="26"/>
-          <w:b/>
-          <w:color w:val="FF0000"/>
+          <w:b/>
+          <w:color w:val="FF0000"/>
+          <w:sz w:val="26"/>
+          <w:szCs w:val="26"/>
         </w:rPr>
         <w:t xml:space="preserve">________ đồng.</w:t>
       </w:r>
       <w:r>
         <w:rPr>
           <w:rFonts w:ascii="Times New Roman" w:hAnsi="Times New Roman" w:cs="Times New Roman"/>
-          <w:sz w:val="26"/>
-          <w:sz-cs w:val="26"/>
-          <w:b/>
-          <w:color w:val="000000"/>
-        </w:rPr>
-        <w:t xml:space="preserve"/>
-      </w:r>
-    </w:p>
-    <w:p>
-      <w:pPr>
-        <w:jc w:val="both"/>
-        <w:ind w:first-line="720"/>
+          <w:b/>
+          <w:color w:val="000000"/>
+          <w:sz w:val="26"/>
+          <w:szCs w:val="26"/>
+        </w:rPr>
+        <w:t xml:space="preserve"/>
+      </w:r>
+    </w:p>
+    <w:p>
+      <w:pPr>
         <w:spacing w:before="20" w:after="20"/>
-      </w:pPr>
-      <w:r>
-        <w:rPr>
-          <w:rFonts w:ascii="Times New Roman" w:hAnsi="Times New Roman" w:cs="Times New Roman"/>
-          <w:sz w:val="26"/>
-          <w:sz-cs w:val="26"/>
+        <w:ind w:firstLine="720"/>
+        <w:jc w:val="both"/>
+      </w:pPr>
+      <w:r>
+        <w:rPr>
+          <w:rFonts w:ascii="Times New Roman" w:hAnsi="Times New Roman" w:cs="Times New Roman"/>
           <w:i/>
+          <w:color w:val="FF0000"/>
           <w:spacing w:val="-4"/>
-          <w:color w:val="FF0000"/>
+          <w:sz w:val="26"/>
+          <w:szCs w:val="26"/>
         </w:rPr>
         <w:t xml:space="preserve">(Bằng chữ: ______________./.)</w:t>
       </w:r>
     </w:p>
     <w:p>
       <w:pPr>
-        <w:jc w:val="both"/>
-        <w:ind w:first-line="720"/>
         <w:spacing w:before="20" w:after="20"/>
-      </w:pPr>
-      <w:r>
-        <w:rPr>
-          <w:rFonts w:ascii="Times New Roman" w:hAnsi="Times New Roman" w:cs="Times New Roman"/>
-          <w:sz w:val="26"/>
-          <w:sz-cs w:val="26"/>
-          <w:color w:val="000000"/>
+        <w:ind w:firstLine="720"/>
+        <w:jc w:val="both"/>
+      </w:pPr>
+      <w:r>
+        <w:rPr>
+          <w:rFonts w:ascii="Times New Roman" w:hAnsi="Times New Roman" w:cs="Times New Roman"/>
+          <w:color w:val="000000"/>
+          <w:sz w:val="26"/>
+          <w:szCs w:val="26"/>
         </w:rPr>
         <w:t xml:space="preserve">Hai bên thống nhất: Ngay sau khi bên A thanh toán hết số tiền là: ______ đồng cho bên B, Hợp đồng số ________ ký ngày ___/___/___ giữa Bệnh viện Đa khoa tỉnh Phú Thọ và {{TEN_NHA_THAU}} được thanh lý. Quyền và nghĩa vụ của hai bên được thực hiện xong, hợp đồng chấm dứt mà không có vướng mắc hay tranh chấp gì. </w:t>
       </w:r>
       <w:r>
         <w:rPr>
           <w:rFonts w:ascii="Times New Roman" w:hAnsi="Times New Roman" w:cs="Times New Roman"/>
-          <w:sz w:val="26"/>
-          <w:sz-cs w:val="26"/>
-          <w:b/>
-          <w:color w:val="FF0000"/>
-        </w:rPr>
-        <w:t xml:space="preserve"/>
-      </w:r>
-      <w:r>
-        <w:rPr>
-          <w:rFonts w:ascii="Times New Roman" w:hAnsi="Times New Roman" w:cs="Times New Roman"/>
-          <w:sz w:val="26"/>
-          <w:sz-cs w:val="26"/>
-          <w:color w:val="000000"/>
-        </w:rPr>
-        <w:t xml:space="preserve"/>
-      </w:r>
-      <w:r>
-        <w:rPr>
-          <w:rFonts w:ascii="Times New Roman" w:hAnsi="Times New Roman" w:cs="Times New Roman"/>
-          <w:sz w:val="26"/>
-          <w:sz-cs w:val="26"/>
-          <w:color w:val="FF0000"/>
-        </w:rPr>
-        <w:t xml:space="preserve"/>
-      </w:r>
-      <w:r>
-        <w:rPr>
-          <w:rFonts w:ascii="Times New Roman" w:hAnsi="Times New Roman" w:cs="Times New Roman"/>
-          <w:sz w:val="26"/>
-          <w:sz-cs w:val="26"/>
-          <w:color w:val="000000"/>
-        </w:rPr>
-        <w:t xml:space="preserve"/>
-      </w:r>
-      <w:r>
-        <w:rPr>
-          <w:rFonts w:ascii="Times New Roman" w:hAnsi="Times New Roman" w:cs="Times New Roman"/>
-          <w:sz w:val="26"/>
-          <w:sz-cs w:val="26"/>
-          <w:color w:val="FF0000"/>
-        </w:rPr>
-        <w:t xml:space="preserve"/>
-      </w:r>
-      <w:r>
-        <w:rPr>
-          <w:rFonts w:ascii="Times New Roman" w:hAnsi="Times New Roman" w:cs="Times New Roman"/>
-          <w:sz w:val="26"/>
-          <w:sz-cs w:val="26"/>
-          <w:color w:val="000000"/>
-        </w:rPr>
-        <w:t xml:space="preserve"/>
-      </w:r>
-    </w:p>
-    <w:p>
-      <w:pPr>
-        <w:jc w:val="both"/>
-        <w:ind w:first-line="720"/>
+          <w:b/>
+          <w:color w:val="FF0000"/>
+          <w:sz w:val="26"/>
+          <w:szCs w:val="26"/>
+        </w:rPr>
+        <w:t xml:space="preserve"/>
+      </w:r>
+      <w:r>
+        <w:rPr>
+          <w:rFonts w:ascii="Times New Roman" w:hAnsi="Times New Roman" w:cs="Times New Roman"/>
+          <w:color w:val="000000"/>
+          <w:sz w:val="26"/>
+          <w:szCs w:val="26"/>
+        </w:rPr>
+        <w:t xml:space="preserve"/>
+      </w:r>
+      <w:r>
+        <w:rPr>
+          <w:rFonts w:ascii="Times New Roman" w:hAnsi="Times New Roman" w:cs="Times New Roman"/>
+          <w:color w:val="FF0000"/>
+          <w:sz w:val="26"/>
+          <w:szCs w:val="26"/>
+        </w:rPr>
+        <w:t xml:space="preserve"/>
+      </w:r>
+      <w:r>
+        <w:rPr>
+          <w:rFonts w:ascii="Times New Roman" w:hAnsi="Times New Roman" w:cs="Times New Roman"/>
+          <w:color w:val="000000"/>
+          <w:sz w:val="26"/>
+          <w:szCs w:val="26"/>
+        </w:rPr>
+        <w:t xml:space="preserve"/>
+      </w:r>
+      <w:r>
+        <w:rPr>
+          <w:rFonts w:ascii="Times New Roman" w:hAnsi="Times New Roman" w:cs="Times New Roman"/>
+          <w:color w:val="FF0000"/>
+          <w:sz w:val="26"/>
+          <w:szCs w:val="26"/>
+        </w:rPr>
+        <w:t xml:space="preserve"/>
+      </w:r>
+      <w:r>
+        <w:rPr>
+          <w:rFonts w:ascii="Times New Roman" w:hAnsi="Times New Roman" w:cs="Times New Roman"/>
+          <w:color w:val="000000"/>
+          <w:sz w:val="26"/>
+          <w:szCs w:val="26"/>
+        </w:rPr>
+        <w:t xml:space="preserve"/>
+      </w:r>
+    </w:p>
+    <w:p>
+      <w:pPr>
         <w:spacing w:before="20" w:after="20"/>
-      </w:pPr>
-      <w:r>
-        <w:rPr>
-          <w:rFonts w:ascii="Times New Roman" w:hAnsi="Times New Roman" w:cs="Times New Roman"/>
-          <w:sz w:val="26"/>
-          <w:sz-cs w:val="26"/>
-          <w:color w:val="000000"/>
+        <w:ind w:firstLine="720"/>
+        <w:jc w:val="both"/>
+      </w:pPr>
+      <w:r>
+        <w:rPr>
+          <w:rFonts w:ascii="Times New Roman" w:hAnsi="Times New Roman" w:cs="Times New Roman"/>
+          <w:color w:val="000000"/>
+          <w:sz w:val="26"/>
+          <w:szCs w:val="26"/>
         </w:rPr>
         <w:t xml:space="preserve">Biên bản này được lập thành 06 bản có giá trị pháp lý như nhau, bên A giữ 04 bản, bên B giữ 02 bản làm cơ sở thực hiện./.</w:t>
       </w:r>
     </w:p>
     <w:p>
       <w:pPr>
-        <w:jc w:val="both"/>
-        <w:ind w:first-line="720"/>
         <w:spacing w:before="20" w:after="20"/>
+        <w:ind w:firstLine="720"/>
+        <w:jc w:val="both"/>
       </w:pPr>
       <w:r>
         <w:rPr>
           <w:rFonts w:ascii="Times New Roman" w:hAnsi="Times New Roman" w:cs="Times New Roman"/>
           <w:sz w:val="10"/>
-          <w:sz-cs w:val="10"/>
+          <w:szCs w:val="10"/>
         </w:rPr>
         <w:t xml:space="preserve"/>
       </w:r>
@@ -1192,9 +1192,9 @@
       <w:r>
         <w:rPr>
           <w:rFonts w:ascii="Times New Roman" w:hAnsi="Times New Roman" w:cs="Times New Roman"/>
-          <w:sz w:val="26"/>
-          <w:sz-cs w:val="26"/>
-          <w:b/>
+          <w:b/>
+          <w:sz w:val="26"/>
+          <w:szCs w:val="26"/>
         </w:rPr>
         <w:t xml:space="preserve">ĐẠI DIỆN BÊN A</w:t>
       </w:r>
@@ -1206,9 +1206,9 @@
       <w:r>
         <w:rPr>
           <w:rFonts w:ascii="Times New Roman" w:hAnsi="Times New Roman" w:cs="Times New Roman"/>
-          <w:sz w:val="26"/>
-          <w:sz-cs w:val="26"/>
-          <w:b/>
+          <w:b/>
+          <w:sz w:val="26"/>
+          <w:szCs w:val="26"/>
         </w:rPr>
         <w:t xml:space="preserve">Giám đốc</w:t>
       </w:r>
@@ -1220,10 +1220,10 @@
       <w:r>
         <w:rPr>
           <w:rFonts w:ascii="Times New Roman" w:hAnsi="Times New Roman" w:cs="Times New Roman"/>
-          <w:sz w:val="26"/>
-          <w:sz-cs w:val="26"/>
-          <w:b/>
-          <w:color w:val="FF0000"/>
+          <w:b/>
+          <w:color w:val="FF0000"/>
+          <w:sz w:val="26"/>
+          <w:szCs w:val="26"/>
         </w:rPr>
         <w:t xml:space="preserve">ĐẠI DIỆN BÊN B</w:t>
       </w:r>
@@ -1235,10 +1235,10 @@
       <w:r>
         <w:rPr>
           <w:rFonts w:ascii="Times New Roman" w:hAnsi="Times New Roman" w:cs="Times New Roman"/>
-          <w:sz w:val="26"/>
-          <w:sz-cs w:val="26"/>
-          <w:b/>
-          <w:color w:val="FF0000"/>
+          <w:b/>
+          <w:color w:val="FF0000"/>
+          <w:sz w:val="26"/>
+          <w:szCs w:val="26"/>
         </w:rPr>
         <w:t xml:space="preserve">_________________</w:t>
       </w:r>
@@ -1250,10 +1250,10 @@
       <w:r>
         <w:rPr>
           <w:rFonts w:ascii="Times New Roman" w:hAnsi="Times New Roman" w:cs="Times New Roman"/>
-          <w:sz w:val="26"/>
-          <w:sz-cs w:val="26"/>
-          <w:b/>
-          <w:color w:val="FF0000"/>
+          <w:b/>
+          <w:color w:val="FF0000"/>
+          <w:sz w:val="26"/>
+          <w:szCs w:val="26"/>
         </w:rPr>
         <w:t xml:space="preserve"/>
       </w:r>
@@ -1265,10 +1265,10 @@
       <w:r>
         <w:rPr>
           <w:rFonts w:ascii="Times New Roman" w:hAnsi="Times New Roman" w:cs="Times New Roman"/>
-          <w:sz w:val="26"/>
-          <w:sz-cs w:val="26"/>
-          <w:b/>
-          <w:color w:val="FF0000"/>
+          <w:b/>
+          <w:color w:val="FF0000"/>
+          <w:sz w:val="26"/>
+          <w:szCs w:val="26"/>
         </w:rPr>
         <w:t xml:space="preserve"/>
       </w:r>
@@ -1280,10 +1280,10 @@
       <w:r>
         <w:rPr>
           <w:rFonts w:ascii="Times New Roman" w:hAnsi="Times New Roman" w:cs="Times New Roman"/>
-          <w:sz w:val="26"/>
-          <w:sz-cs w:val="26"/>
-          <w:b/>
-          <w:color w:val="FF0000"/>
+          <w:b/>
+          <w:color w:val="FF0000"/>
+          <w:sz w:val="26"/>
+          <w:szCs w:val="26"/>
         </w:rPr>
         <w:t xml:space="preserve"/>
       </w:r>
@@ -1295,10 +1295,10 @@
       <w:r>
         <w:rPr>
           <w:rFonts w:ascii="Times New Roman" w:hAnsi="Times New Roman" w:cs="Times New Roman"/>
-          <w:sz w:val="26"/>
-          <w:sz-cs w:val="26"/>
-          <w:b/>
-          <w:color w:val="FF0000"/>
+          <w:b/>
+          <w:color w:val="FF0000"/>
+          <w:sz w:val="26"/>
+          <w:szCs w:val="26"/>
         </w:rPr>
         <w:t xml:space="preserve"/>
       </w:r>
@@ -1310,10 +1310,10 @@
       <w:r>
         <w:rPr>
           <w:rFonts w:ascii="Times New Roman" w:hAnsi="Times New Roman" w:cs="Times New Roman"/>
-          <w:sz w:val="26"/>
-          <w:sz-cs w:val="26"/>
-          <w:b/>
-          <w:color w:val="FF0000"/>
+          <w:b/>
+          <w:color w:val="FF0000"/>
+          <w:sz w:val="26"/>
+          <w:szCs w:val="26"/>
         </w:rPr>
         <w:t xml:space="preserve"/>
       </w:r>
@@ -1325,9 +1325,9 @@
       <w:r>
         <w:rPr>
           <w:rFonts w:ascii="Times New Roman" w:hAnsi="Times New Roman" w:cs="Times New Roman"/>
-          <w:sz w:val="26"/>
-          <w:sz-cs w:val="26"/>
-          <w:b/>
+          <w:b/>
+          <w:sz w:val="26"/>
+          <w:szCs w:val="26"/>
         </w:rPr>
         <w:t xml:space="preserve">{{GIAM_DOC_KY}}</w:t>
       </w:r>
@@ -1339,26 +1339,26 @@
       <w:r>
         <w:rPr>
           <w:rFonts w:ascii="Times New Roman" w:hAnsi="Times New Roman" w:cs="Times New Roman"/>
-          <w:sz w:val="26"/>
-          <w:sz-cs w:val="26"/>
-          <w:b/>
-          <w:color w:val="FF0000"/>
+          <w:b/>
+          <w:color w:val="FF0000"/>
+          <w:sz w:val="26"/>
+          <w:szCs w:val="26"/>
         </w:rPr>
         <w:t xml:space="preserve">___________</w:t>
       </w:r>
     </w:p>
     <w:p>
       <w:pPr>
-        <w:jc w:val="both"/>
+        <w:spacing w:before="60" w:after="60"/>
         <w:ind w:left="1080"/>
-        <w:spacing w:before="60" w:after="60"/>
-      </w:pPr>
-      <w:r>
-        <w:rPr>
-          <w:rFonts w:ascii="Times New Roman" w:hAnsi="Times New Roman" w:cs="Times New Roman"/>
-          <w:sz w:val="26"/>
-          <w:sz-cs w:val="26"/>
-          <w:b/>
+        <w:jc w:val="both"/>
+      </w:pPr>
+      <w:r>
+        <w:rPr>
+          <w:rFonts w:ascii="Times New Roman" w:hAnsi="Times New Roman" w:cs="Times New Roman"/>
+          <w:b/>
+          <w:sz w:val="26"/>
+          <w:szCs w:val="26"/>
         </w:rPr>
         <w:t xml:space="preserve"/>
       </w:r>
@@ -1369,7 +1369,7 @@
         <w:rPr>
           <w:rFonts w:ascii="Times" w:hAnsi="Times" w:cs="Times"/>
           <w:sz w:val="28"/>
-          <w:sz-cs w:val="28"/>
+          <w:szCs w:val="28"/>
         </w:rPr>
         <w:t xml:space="preserve"/>
       </w:r>
@@ -1380,7 +1380,7 @@
         <w:rPr>
           <w:rFonts w:ascii="Times" w:hAnsi="Times" w:cs="Times"/>
           <w:sz w:val="28"/>
-          <w:sz-cs w:val="28"/>
+          <w:szCs w:val="28"/>
         </w:rPr>
         <w:t xml:space="preserve"/>
       </w:r>
@@ -1391,7 +1391,7 @@
         <w:rPr>
           <w:rFonts w:ascii="Times" w:hAnsi="Times" w:cs="Times"/>
           <w:sz w:val="28"/>
-          <w:sz-cs w:val="28"/>
+          <w:szCs w:val="28"/>
         </w:rPr>
         <w:t xml:space="preserve"/>
       </w:r>
@@ -1402,7 +1402,7 @@
         <w:rPr>
           <w:rFonts w:ascii="Times" w:hAnsi="Times" w:cs="Times"/>
           <w:sz w:val="28"/>
-          <w:sz-cs w:val="28"/>
+          <w:szCs w:val="28"/>
         </w:rPr>
         <w:t xml:space="preserve"/>
       </w:r>
@@ -1413,7 +1413,7 @@
         <w:rPr>
           <w:rFonts w:ascii="Times" w:hAnsi="Times" w:cs="Times"/>
           <w:sz w:val="28"/>
-          <w:sz-cs w:val="28"/>
+          <w:szCs w:val="28"/>
         </w:rPr>
         <w:t xml:space="preserve"/>
       </w:r>
@@ -1424,7 +1424,7 @@
         <w:rPr>
           <w:rFonts w:ascii="Times" w:hAnsi="Times" w:cs="Times"/>
           <w:sz w:val="28"/>
-          <w:sz-cs w:val="28"/>
+          <w:szCs w:val="28"/>
         </w:rPr>
         <w:t xml:space="preserve"/>
       </w:r>
@@ -1435,7 +1435,7 @@
         <w:rPr>
           <w:rFonts w:ascii="Times" w:hAnsi="Times" w:cs="Times"/>
           <w:sz w:val="28"/>
-          <w:sz-cs w:val="28"/>
+          <w:szCs w:val="28"/>
         </w:rPr>
         <w:t xml:space="preserve"/>
       </w:r>
@@ -1446,7 +1446,7 @@
         <w:rPr>
           <w:rFonts w:ascii="Times" w:hAnsi="Times" w:cs="Times"/>
           <w:sz w:val="28"/>
-          <w:sz-cs w:val="28"/>
+          <w:szCs w:val="28"/>
         </w:rPr>
         <w:t xml:space="preserve"/>
       </w:r>
@@ -1457,23 +1457,23 @@
         <w:rPr>
           <w:rFonts w:ascii="Times" w:hAnsi="Times" w:cs="Times"/>
           <w:sz w:val="28"/>
-          <w:sz-cs w:val="28"/>
-        </w:rPr>
-        <w:t xml:space="preserve"/>
-      </w:r>
-    </w:p>
-    <w:p>
-      <w:pPr>
-        <w:jc w:val="both"/>
+          <w:szCs w:val="28"/>
+        </w:rPr>
+        <w:t xml:space="preserve"/>
+      </w:r>
+    </w:p>
+    <w:p>
+      <w:pPr>
+        <w:spacing w:before="60" w:after="60"/>
         <w:ind w:left="1080"/>
-        <w:spacing w:before="60" w:after="60"/>
-      </w:pPr>
-      <w:r>
-        <w:rPr>
-          <w:rFonts w:ascii="Times New Roman" w:hAnsi="Times New Roman" w:cs="Times New Roman"/>
-          <w:sz w:val="26"/>
-          <w:sz-cs w:val="26"/>
-          <w:b/>
+        <w:jc w:val="both"/>
+      </w:pPr>
+      <w:r>
+        <w:rPr>
+          <w:rFonts w:ascii="Times New Roman" w:hAnsi="Times New Roman" w:cs="Times New Roman"/>
+          <w:b/>
+          <w:sz w:val="26"/>
+          <w:szCs w:val="26"/>
         </w:rPr>
         <w:t xml:space="preserve"/>
       </w:r>

--- a/skills/phong-ktda/assets/bien-ban-thanh-ly-hop-dong.docx
+++ b/skills/phong-ktda/assets/bien-ban-thanh-ly-hop-dong.docx
@@ -1,5 +1,40 @@
 
-<file path=word/document.xml><?xml version="1.0" encoding="utf-8"?>
+<file path=./[Content_Types].xml><?xml version="1.0" encoding="utf-8"?>
+<Types xmlns="http://schemas.openxmlformats.org/package/2006/content-types">
+  <Default Extension="rels" ContentType="application/vnd.openxmlformats-package.relationships+xml"/>
+  <Default Extension="xml" ContentType="application/xml"/>
+  <Override PartName="/word/document.xml" ContentType="application/vnd.openxmlformats-officedocument.wordprocessingml.document.main+xml"/>
+  <Override PartName="/word/theme/theme1.xml" ContentType="application/vnd.openxmlformats-officedocument.theme+xml"/>
+  <Override PartName="/docProps/core.xml" ContentType="application/vnd.openxmlformats-package.core-properties+xml"/>
+  <Override PartName="/docProps/app.xml" ContentType="application/vnd.openxmlformats-officedocument.extended-properties+xml"/>
+</Types>
+</file>
+
+<file path=./docProps/app.xml><?xml version="1.0" encoding="utf-8"?>
+<Properties xmlns="http://schemas.openxmlformats.org/officeDocument/2006/extended-properties" xmlns:vt="http://schemas.openxmlformats.org/officeDocument/2006/docPropsVTypes">
+  <Company>HOME</Company>
+</Properties>
+</file>
+
+<file path=./docProps/core.xml><?xml version="1.0" encoding="utf-8"?>
+<cp:coreProperties xmlns:cp="http://schemas.openxmlformats.org/package/2006/metadata/core-properties" xmlns:dc="http://purl.org/dc/elements/1.1/" xmlns:dcterms="http://purl.org/dc/terms/" xmlns:dcmitype="http://purl.org/dc/dcmitype/" xmlns:xsi="http://www.w3.org/2001/XMLSchema-instance">
+  <dc:title>Së y tÕ tØnh Phó Thä</dc:title>
+  <dc:subject/>
+  <dc:creator>User</dc:creator>
+  <cp:keywords/>
+  <cp:lastModifiedBy>Dương KTDA</cp:lastModifiedBy>
+  <dcterms:created>2016-09-26T13:14:00Z</dcterms:created>
+  <dcterms:modified>2016-09-26T13:14:00Z</dcterms:modified>
+</cp:coreProperties>
+</file>
+
+<file path=./docProps/meta.xml><?xml version="1.0" encoding="utf-8"?>
+<meta xmlns="http://schemas.apple.com/cocoa/2006/metadata">
+  <generator>CocoaOOXMLWriter/2757.5</generator>
+</meta>
+</file>
+
+<file path=./word/document.xml><?xml version="1.0" encoding="utf-8"?>
 <w:document xmlns:w="http://schemas.openxmlformats.org/wordprocessingml/2006/main">
   <w:body>
     <w:p>
@@ -1486,7 +1521,7 @@
 </w:document>
 </file>
 
-<file path=word/theme/theme1.xml><?xml version="1.0" encoding="utf-8"?>
+<file path=./word/theme/theme1.xml><?xml version="1.0" encoding="utf-8"?>
 <a:theme xmlns:a="http://schemas.openxmlformats.org/drawingml/2006/main" name="Default Theme">
   <a:themeElements>
     <a:clrScheme name="Default">
